--- a/testakten/arbeitsrecht-kuendigungsdrama-koerber-werk/11_betriebsratsbeschluss_quorumsstreit.docx
+++ b/testakten/arbeitsrecht-kuendigungsdrama-koerber-werk/11_betriebsratsbeschluss_quorumsstreit.docx
@@ -5,36 +5,48 @@
     <w:p>
       <w:pPr>
         <w:pStyle w:val="Heading1"/>
+        <w:spacing w:after="160" w:line="259" w:lineRule="auto"/>
       </w:pPr>
       <w:r>
         <w:rPr>
           <w:rFonts w:ascii="Times New Roman" w:hAnsi="Times New Roman"/>
+          <w:b/>
+          <w:sz w:val="28"/>
         </w:rPr>
         <w:t>Quorumsstreit beim BR-Beschluss vom 20.05.2025</w:t>
       </w:r>
     </w:p>
     <w:p>
       <w:pPr>
+        <w:spacing w:line="259" w:lineRule="auto" w:after="60"/>
         <w:jc w:val="left"/>
       </w:pPr>
       <w:r>
         <w:t>Internes Rechtsgutachten / Arbeitsvermerk. Stand: 04.06.2025. RA Dr. Jonas Reuß.</w:t>
       </w:r>
     </w:p>
-    <w:p/>
+    <w:p>
+      <w:pPr>
+        <w:spacing w:line="259" w:lineRule="auto" w:after="60"/>
+      </w:pPr>
+    </w:p>
     <w:p>
       <w:pPr>
         <w:pStyle w:val="Heading2"/>
+        <w:spacing w:before="120" w:after="60" w:line="259" w:lineRule="auto"/>
       </w:pPr>
       <w:r>
         <w:rPr>
           <w:rFonts w:ascii="Times New Roman" w:hAnsi="Times New Roman"/>
+          <w:b/>
+          <w:sz w:val="22"/>
         </w:rPr>
         <w:t>1. Ausgangslage</w:t>
       </w:r>
     </w:p>
     <w:p>
       <w:pPr>
+        <w:spacing w:line="259" w:lineRule="auto" w:after="60"/>
         <w:jc w:val="left"/>
       </w:pPr>
       <w:r>
@@ -43,6 +55,7 @@
     </w:p>
     <w:p>
       <w:pPr>
+        <w:spacing w:line="259" w:lineRule="auto" w:after="60"/>
         <w:jc w:val="left"/>
       </w:pPr>
       <w:r>
@@ -51,16 +64,22 @@
     </w:p>
     <w:p>
       <w:pPr>
+        <w:spacing w:line="259" w:lineRule="auto" w:after="60"/>
         <w:jc w:val="left"/>
       </w:pPr>
       <w:r>
         <w:t>Steinhoff SE hat in einem Schreiben des Justiziars Kemnitz vom 26.05.2025 (vorliegend als Kopie) angedeutet, den BR-Widerspruch für formell unwirksam zu halten, weil kein Ersatzmitglied geladen worden sei.</w:t>
       </w:r>
     </w:p>
-    <w:p/>
+    <w:p>
+      <w:pPr>
+        <w:spacing w:line="259" w:lineRule="auto" w:after="60"/>
+      </w:pPr>
+    </w:p>
     <w:p>
       <w:pPr>
         <w:pStyle w:val="Heading2"/>
+        <w:spacing w:line="259" w:lineRule="auto" w:after="60"/>
       </w:pPr>
       <w:r>
         <w:rPr>
@@ -72,6 +91,7 @@
     <w:p>
       <w:pPr>
         <w:pStyle w:val="Heading3"/>
+        <w:spacing w:line="259" w:lineRule="auto" w:after="60"/>
       </w:pPr>
       <w:r>
         <w:rPr>
@@ -82,6 +102,7 @@
     </w:p>
     <w:p>
       <w:pPr>
+        <w:spacing w:line="259" w:lineRule="auto" w:after="60"/>
         <w:jc w:val="left"/>
       </w:pPr>
       <w:r>
@@ -90,6 +111,7 @@
     </w:p>
     <w:p>
       <w:pPr>
+        <w:spacing w:line="259" w:lineRule="auto" w:after="60"/>
         <w:jc w:val="left"/>
       </w:pPr>
       <w:r>
@@ -99,6 +121,7 @@
     <w:p>
       <w:pPr>
         <w:pStyle w:val="Heading3"/>
+        <w:spacing w:line="259" w:lineRule="auto" w:after="60"/>
       </w:pPr>
       <w:r>
         <w:rPr>
@@ -109,6 +132,7 @@
     </w:p>
     <w:p>
       <w:pPr>
+        <w:spacing w:line="259" w:lineRule="auto" w:after="60"/>
         <w:jc w:val="left"/>
       </w:pPr>
       <w:r>
@@ -117,6 +141,7 @@
     </w:p>
     <w:p>
       <w:pPr>
+        <w:spacing w:line="259" w:lineRule="auto" w:after="60"/>
         <w:jc w:val="left"/>
       </w:pPr>
       <w:r>
@@ -135,6 +160,7 @@
     <w:p>
       <w:pPr>
         <w:pStyle w:val="Heading3"/>
+        <w:spacing w:line="259" w:lineRule="auto" w:after="60"/>
       </w:pPr>
       <w:r>
         <w:rPr>
@@ -145,6 +171,7 @@
     </w:p>
     <w:p>
       <w:pPr>
+        <w:spacing w:line="259" w:lineRule="auto" w:after="60"/>
         <w:jc w:val="left"/>
       </w:pPr>
       <w:r>
@@ -159,6 +186,7 @@
     </w:p>
     <w:p>
       <w:pPr>
+        <w:spacing w:line="259" w:lineRule="auto" w:after="60"/>
         <w:jc w:val="left"/>
       </w:pPr>
       <w:r>
@@ -182,6 +210,7 @@
     </w:p>
     <w:p>
       <w:pPr>
+        <w:spacing w:line="259" w:lineRule="auto" w:after="60"/>
         <w:jc w:val="left"/>
       </w:pPr>
       <w:r>
@@ -191,6 +220,7 @@
     <w:p>
       <w:pPr>
         <w:pStyle w:val="Heading3"/>
+        <w:spacing w:line="259" w:lineRule="auto" w:after="60"/>
       </w:pPr>
       <w:r>
         <w:rPr>
@@ -201,6 +231,7 @@
     </w:p>
     <w:p>
       <w:pPr>
+        <w:spacing w:line="259" w:lineRule="auto" w:after="60"/>
         <w:jc w:val="left"/>
       </w:pPr>
       <w:r>
@@ -210,6 +241,7 @@
     <w:p>
       <w:pPr>
         <w:pStyle w:val="Heading3"/>
+        <w:spacing w:line="259" w:lineRule="auto" w:after="60"/>
       </w:pPr>
       <w:r>
         <w:rPr>
@@ -220,6 +252,7 @@
     </w:p>
     <w:p>
       <w:pPr>
+        <w:spacing w:line="259" w:lineRule="auto" w:after="60"/>
         <w:jc w:val="left"/>
       </w:pPr>
       <w:r>
@@ -235,10 +268,15 @@
         <w:t xml:space="preserve"> die Wirksamkeit der Kündigung selbst. Die Unwirksamkeit der Kündigung ergibt sich aus den materiellrechtlichen Gründen, nicht aus dem BR-Widerspruch.</w:t>
       </w:r>
     </w:p>
-    <w:p/>
+    <w:p>
+      <w:pPr>
+        <w:spacing w:line="259" w:lineRule="auto" w:after="60"/>
+      </w:pPr>
+    </w:p>
     <w:p>
       <w:pPr>
         <w:pStyle w:val="Heading2"/>
+        <w:spacing w:line="259" w:lineRule="auto" w:after="60"/>
       </w:pPr>
       <w:r>
         <w:rPr>
@@ -249,6 +287,7 @@
     </w:p>
     <w:p>
       <w:pPr>
+        <w:spacing w:line="259" w:lineRule="auto" w:after="60"/>
         <w:jc w:val="left"/>
       </w:pPr>
       <w:r>
@@ -267,6 +306,7 @@
     <w:p>
       <w:pPr>
         <w:pStyle w:val="ListBullet"/>
+        <w:spacing w:line="259" w:lineRule="auto" w:after="60"/>
       </w:pPr>
       <w:r>
         <w:t>Beschlussfähigkeit (§ 33 Abs. 2 BetrVG): +</w:t>
@@ -275,6 +315,7 @@
     <w:p>
       <w:pPr>
         <w:pStyle w:val="ListBullet"/>
+        <w:spacing w:line="259" w:lineRule="auto" w:after="60"/>
       </w:pPr>
       <w:r>
         <w:t>Einfache Mehrheit (§ 33 Abs. 1 BetrVG): 9 von 10 anwesenden Mitgliedern: +</w:t>
@@ -283,6 +324,7 @@
     <w:p>
       <w:pPr>
         <w:pStyle w:val="ListBullet"/>
+        <w:spacing w:line="259" w:lineRule="auto" w:after="60"/>
       </w:pPr>
       <w:r>
         <w:t>Heilungsargument: Selbst wenn Nichtladung als Mangel gilt, wäre bei 11 Stimmberechtigten und 9 Ja-Stimmen kein anderes Ergebnis möglich → Ergebnis beeinflusst den Beschluss nicht.</w:t>
@@ -290,6 +332,7 @@
     </w:p>
     <w:p>
       <w:pPr>
+        <w:spacing w:line="259" w:lineRule="auto" w:after="60"/>
         <w:jc w:val="left"/>
       </w:pPr>
       <w:r>
@@ -298,6 +341,7 @@
     </w:p>
     <w:p>
       <w:pPr>
+        <w:spacing w:line="259" w:lineRule="auto" w:after="60"/>
         <w:jc w:val="left"/>
       </w:pPr>
       <w:r>
@@ -306,6 +350,7 @@
     </w:p>
     <w:p>
       <w:pPr>
+        <w:spacing w:line="259" w:lineRule="auto" w:after="60"/>
         <w:jc w:val="left"/>
       </w:pPr>
       <w:r>
@@ -315,10 +360,15 @@
         <w:t>RA Dr. Jonas Reuß, 04.06.2025</w:t>
       </w:r>
     </w:p>
-    <w:p/>
+    <w:p>
+      <w:pPr>
+        <w:spacing w:line="259" w:lineRule="auto" w:after="60"/>
+      </w:pPr>
+    </w:p>
     <w:p>
       <w:pPr>
         <w:pStyle w:val="Heading2"/>
+        <w:spacing w:line="259" w:lineRule="auto" w:after="60"/>
       </w:pPr>
       <w:r>
         <w:rPr>
@@ -329,6 +379,7 @@
     </w:p>
     <w:p>
       <w:pPr>
+        <w:spacing w:line="259" w:lineRule="auto" w:after="60"/>
         <w:ind w:left="567"/>
       </w:pPr>
       <w:r>
@@ -340,6 +391,7 @@
     </w:p>
     <w:p>
       <w:pPr>
+        <w:spacing w:line="259" w:lineRule="auto" w:after="60"/>
         <w:jc w:val="left"/>
       </w:pPr>
       <w:r>
@@ -350,13 +402,58 @@
       </w:r>
     </w:p>
     <w:sectPr>
+      <w:headerReference w:type="default" r:id="rId9"/>
+      <w:footerReference w:type="default" r:id="rId10"/>
       <w:pgSz w:w="11906" w:h="16838"/>
-      <w:pgMar w:top="1417" w:right="1417" w:bottom="1417" w:left="1417" w:header="720" w:footer="720" w:gutter="0"/>
+      <w:pgMar w:top="1191" w:right="1247" w:bottom="1134" w:left="1361" w:header="720" w:footer="720" w:gutter="0"/>
       <w:cols w:space="720"/>
       <w:docGrid w:linePitch="360"/>
     </w:sectPr>
   </w:body>
 </w:document>
+</file>
+
+<file path=word/footer1.xml><?xml version="1.0" encoding="utf-8"?>
+<w:ftr xmlns:m="http://schemas.openxmlformats.org/officeDocument/2006/math" xmlns:mc="http://schemas.openxmlformats.org/markup-compatibility/2006" xmlns:mo="http://schemas.microsoft.com/office/mac/office/2008/main" xmlns:mv="urn:schemas-microsoft-com:mac:vml" xmlns:o="urn:schemas-microsoft-com:office:office" xmlns:r="http://schemas.openxmlformats.org/officeDocument/2006/relationships" xmlns:v="urn:schemas-microsoft-com:vml" xmlns:w10="urn:schemas-microsoft-com:office:word" xmlns:w14="http://schemas.microsoft.com/office/word/2010/wordml" xmlns:w="http://schemas.openxmlformats.org/wordprocessingml/2006/main" xmlns:wne="http://schemas.microsoft.com/office/word/2006/wordml" xmlns:wp14="http://schemas.microsoft.com/office/word/2010/wordprocessingDrawing" xmlns:wp="http://schemas.openxmlformats.org/drawingml/2006/wordprocessingDrawing" xmlns:wpc="http://schemas.microsoft.com/office/word/2010/wordprocessingCanvas" xmlns:wpg="http://schemas.microsoft.com/office/word/2010/wordprocessingGroup" xmlns:wpi="http://schemas.microsoft.com/office/word/2010/wordprocessingInk" xmlns:wps="http://schemas.microsoft.com/office/word/2010/wordprocessingShape" mc:Ignorable="w14 wp14">
+  <w:p>
+    <w:pPr>
+      <w:pStyle w:val="Footer"/>
+      <w:jc w:val="left"/>
+    </w:pPr>
+    <w:r/>
+    <w:r>
+      <w:rPr>
+        <w:rFonts w:ascii="Times New Roman" w:hAnsi="Times New Roman"/>
+        <w:b w:val="0"/>
+        <w:color w:val="777777"/>
+        <w:sz w:val="17"/>
+      </w:rPr>
+      <w:t>Vertraulich | Bearbeitungsstand Juli 2026 | nur zur Aktenbearbeitung</w:t>
+    </w:r>
+  </w:p>
+</w:ftr>
+</file>
+
+<file path=word/header1.xml><?xml version="1.0" encoding="utf-8"?>
+<w:hdr xmlns:m="http://schemas.openxmlformats.org/officeDocument/2006/math" xmlns:mc="http://schemas.openxmlformats.org/markup-compatibility/2006" xmlns:mo="http://schemas.microsoft.com/office/mac/office/2008/main" xmlns:mv="urn:schemas-microsoft-com:mac:vml" xmlns:o="urn:schemas-microsoft-com:office:office" xmlns:r="http://schemas.openxmlformats.org/officeDocument/2006/relationships" xmlns:v="urn:schemas-microsoft-com:vml" xmlns:w10="urn:schemas-microsoft-com:office:word" xmlns:w14="http://schemas.microsoft.com/office/word/2010/wordml" xmlns:w="http://schemas.openxmlformats.org/wordprocessingml/2006/main" xmlns:wne="http://schemas.microsoft.com/office/word/2006/wordml" xmlns:wp14="http://schemas.microsoft.com/office/word/2010/wordprocessingDrawing" xmlns:wp="http://schemas.openxmlformats.org/drawingml/2006/wordprocessingDrawing" xmlns:wpc="http://schemas.microsoft.com/office/word/2010/wordprocessingCanvas" xmlns:wpg="http://schemas.microsoft.com/office/word/2010/wordprocessingGroup" xmlns:wpi="http://schemas.microsoft.com/office/word/2010/wordprocessingInk" xmlns:wps="http://schemas.microsoft.com/office/word/2010/wordprocessingShape" mc:Ignorable="w14 wp14">
+  <w:p>
+    <w:pPr>
+      <w:pStyle w:val="Header"/>
+      <w:jc w:val="left"/>
+    </w:pPr>
+    <w:r/>
+    <w:r>
+      <w:rPr>
+        <w:rFonts w:ascii="Times New Roman" w:hAnsi="Times New Roman"/>
+        <w:b w:val="0"/>
+        <w:i w:val="0"/>
+        <w:color w:val="666666"/>
+        <w:sz w:val="17"/>
+      </w:rPr>
+      <w:t>Klotzkette Rechtsanwaltsgesellschaft mbH | Arbeitsrechtliche Mandatsakte | Bearbeitungsstand Juli 2026</w:t>
+    </w:r>
+  </w:p>
+</w:hdr>
 </file>
 
 <file path=word/numbering.xml><?xml version="1.0" encoding="utf-8"?>
@@ -1073,11 +1170,12 @@
       <w:contextualSpacing/>
     </w:pPr>
     <w:rPr>
-      <w:rFonts w:asciiTheme="majorHAnsi" w:eastAsiaTheme="majorEastAsia" w:hAnsiTheme="majorHAnsi" w:cstheme="majorBidi"/>
+      <w:rFonts w:asciiTheme="majorHAnsi" w:eastAsiaTheme="majorEastAsia" w:hAnsiTheme="majorHAnsi" w:cstheme="majorBidi" w:ascii="Times New Roman" w:hAnsi="Times New Roman"/>
+      <w:b/>
       <w:color w:val="17365D" w:themeColor="text2" w:themeShade="BF"/>
       <w:spacing w:val="5"/>
       <w:kern w:val="28"/>
-      <w:sz w:val="52"/>
+      <w:sz w:val="30"/>
       <w:szCs w:val="52"/>
     </w:rPr>
   </w:style>

--- a/testakten/arbeitsrecht-kuendigungsdrama-koerber-werk/11_betriebsratsbeschluss_quorumsstreit.docx
+++ b/testakten/arbeitsrecht-kuendigungsdrama-koerber-werk/11_betriebsratsbeschluss_quorumsstreit.docx
@@ -106,7 +106,7 @@
         <w:jc w:val="left"/>
       </w:pPr>
       <w:r>
-        <w:t>Nach § 33 Abs. 2 BetrVG ist ein Betriebsrat beschlussfähig, wenn mindestens die Hälfte seiner Mitglieder an der Beschlussfassung teilnimmt. Bei einem 11-köpfigen Betriebsrat wären das mindestens 6 Mitglieder.</w:t>
+        <w:t>Nach Paragraf 33 Abs. 2 BetrVG ist ein Betriebsrat beschlussfähig, wenn mindestens die Hälfte seiner Mitglieder an der Beschlussfassung teilnimmt. Bei einem 11-köpfigen Betriebsrat wären das mindestens 6 Mitglieder.</w:t>
       </w:r>
     </w:p>
     <w:p>
@@ -127,7 +127,7 @@
         <w:rPr>
           <w:rFonts w:ascii="Times New Roman" w:hAnsi="Times New Roman"/>
         </w:rPr>
-        <w:t>2.2 Nachrücken von Ersatzmitgliedern nach § 25 BetrVG</w:t>
+        <w:t>2.2 Nachrücken von Ersatzmitgliedern nach Paragraf 25 BetrVG</w:t>
       </w:r>
     </w:p>
     <w:p>
@@ -136,7 +136,7 @@
         <w:jc w:val="left"/>
       </w:pPr>
       <w:r>
-        <w:t>§ 25 Abs. 1 BetrVG regelt: Ist ein Betriebsratsmitglied verhindert, so tritt an seine Stelle das Ersatzmitglied. Ersatzmitglieder werden nach der bei der Betriebsratswahl festgelegten Reihenfolge eingeladen.</w:t>
+        <w:t>Paragraf 25 Abs. 1 BetrVG regelt: Ist ein Betriebsratsmitglied verhindert, so tritt an seine Stelle das Ersatzmitglied. Ersatzmitglieder werden nach der bei der Betriebsratswahl festgelegten Reihenfolge eingeladen.</w:t>
       </w:r>
     </w:p>
     <w:p>
@@ -196,7 +196,7 @@
         <w:t>Arbeitnehmerposition (Trzebinski/Reuß-These):</w:t>
       </w:r>
       <w:r>
-        <w:t xml:space="preserve"> Die Pflicht nach § 25 Abs. 1 BetrVG besteht; sie soll sicherstellen, dass der BR in vollständiger Besetzung tagt und entscheidet. Ist jedoch die Beschlussfähigkeit ohne das Ersatzmitglied gegeben </w:t>
+        <w:t xml:space="preserve"> Die Pflicht nach Paragraf 25 Abs. 1 BetrVG besteht; sie soll sicherstellen, dass der BR in vollständiger Besetzung tagt und entscheidet. Ist jedoch die Beschlussfähigkeit ohne das Ersatzmitglied gegeben </w:t>
       </w:r>
       <w:r>
         <w:rPr>
@@ -205,7 +205,7 @@
         <w:t>und</w:t>
       </w:r>
       <w:r>
-        <w:t xml:space="preserve"> das Abstimmungsergebnis würde sich selbst bei Teilnahme des Ersatzmitglieds nicht ändern (maximal 11 Stimmen, davon 9 Ja → auch in Vollbesetzung: Mehrheit), kann die Verletzung der Ladungspflicht nicht zur Unwirksamkeit des Beschlusses führen, wenn der Beschluss im Übrigen mit der nach § 33 BetrVG erforderlichen einfachen Mehrheit gefasst wurde.</w:t>
+        <w:t xml:space="preserve"> das Abstimmungsergebnis würde sich selbst bei Teilnahme des Ersatzmitglieds nicht ändern (maximal 11 Stimmen, davon 9 Ja → auch in Vollbesetzung: Mehrheit), kann die Verletzung der Ladungspflicht nicht zur Unwirksamkeit des Beschlusses führen, wenn der Beschluss im Übrigen mit der nach Paragraf 33 BetrVG erforderlichen einfachen Mehrheit gefasst wurde.</w:t>
       </w:r>
     </w:p>
     <w:p>
@@ -214,7 +214,7 @@
         <w:jc w:val="left"/>
       </w:pPr>
       <w:r>
-        <w:t>Das BAG hat in verschiedenen Entscheidungen betont, dass die Nichtladung des Ersatzmitglieds jedenfalls dann unbeachtlich ist, wenn das Beschlussergebnis durch die Beteiligung des nicht geladenen Ersatzmitglieds nicht hätte beeinflusst werden können (BAG 28.05.2014 – 7 ABR 36/12; vgl. auch Fitting, BetrVG, § 25 Rn. 28 ff.). Dieser Grundsatz ist in der Rechtsprechung anerkannt.</w:t>
+        <w:t>Das BAG hat in verschiedenen Entscheidungen betont, dass die Nichtladung des Ersatzmitglieds jedenfalls dann unbeachtlich ist, wenn das Beschlussergebnis durch die Beteiligung des nicht geladenen Ersatzmitglieds nicht hätte beeinflusst werden können (BAG 28.05.2014 – 7 ABR 36/12; vgl. auch Fitting, BetrVG, Paragraf 25 Rn. 28 ff.). Dieser Grundsatz ist in der Rechtsprechung anerkannt.</w:t>
       </w:r>
     </w:p>
     <w:p>
@@ -235,7 +235,7 @@
         <w:jc w:val="left"/>
       </w:pPr>
       <w:r>
-        <w:t>Selbst wenn man die Nichtladung als formellen Mangel bewertet: Ein Widerspruch nach § 102 Abs. 3 BetrVG bedarf nach überwiegender Auffassung keiner besonderen Formerfordernisse jenseits der schriftlichen Erklärung. Die Heilungsmöglichkeit nach allgemeinen Grundsätzen (nachträgliche Bestätigung des Beschlusses in einer ordnungsgemäßen Sitzung) wäre noch möglich.</w:t>
+        <w:t>Selbst wenn man die Nichtladung als formellen Mangel bewertet: Ein Widerspruch nach Paragraf 102 Abs. 3 BetrVG bedarf nach überwiegender Auffassung keiner besonderen Formerfordernisse jenseits der schriftlichen Erklärung. Die Heilungsmöglichkeit nach allgemeinen Grundsätzen (nachträgliche Bestätigung des Beschlusses in einer ordnungsgemäßen Sitzung) wäre noch möglich.</w:t>
       </w:r>
     </w:p>
     <w:p>
@@ -256,7 +256,7 @@
         <w:jc w:val="left"/>
       </w:pPr>
       <w:r>
-        <w:t xml:space="preserve">Selbst wenn der Widerspruch formell unwirksam wäre: Dies berührt nur den Weiterbeschäftigungsanspruch nach § 102 Abs. 5 BetrVG (dieser setzt einen wirksamen Widerspruch voraus), </w:t>
+        <w:t xml:space="preserve">Selbst wenn der Widerspruch formell unwirksam wäre: Dies berührt nur den Weiterbeschäftigungsanspruch nach Paragraf 102 Abs. 5 BetrVG (dieser setzt einen wirksamen Widerspruch voraus), </w:t>
       </w:r>
       <w:r>
         <w:rPr>
@@ -309,7 +309,7 @@
         <w:spacing w:line="259" w:lineRule="auto" w:after="60"/>
       </w:pPr>
       <w:r>
-        <w:t>Beschlussfähigkeit (§ 33 Abs. 2 BetrVG): +</w:t>
+        <w:t>Beschlussfähigkeit (Paragraf 33 Abs. 2 BetrVG): +</w:t>
       </w:r>
     </w:p>
     <w:p>
@@ -318,7 +318,7 @@
         <w:spacing w:line="259" w:lineRule="auto" w:after="60"/>
       </w:pPr>
       <w:r>
-        <w:t>Einfache Mehrheit (§ 33 Abs. 1 BetrVG): 9 von 10 anwesenden Mitgliedern: +</w:t>
+        <w:t>Einfache Mehrheit (Paragraf 33 Abs. 1 BetrVG): 9 von 10 anwesenden Mitgliedern: +</w:t>
       </w:r>
     </w:p>
     <w:p>
@@ -336,7 +336,7 @@
         <w:jc w:val="left"/>
       </w:pPr>
       <w:r>
-        <w:t>Der Weiterbeschäftigungsanspruch nach § 102 Abs. 5 BetrVG bleibt stichhaltig.</w:t>
+        <w:t>Der Weiterbeschäftigungsanspruch nach Paragraf 102 Abs. 5 BetrVG bleibt stichhaltig.</w:t>
       </w:r>
     </w:p>
     <w:p>
@@ -386,7 +386,7 @@
         <w:rPr>
           <w:i/>
         </w:rPr>
-        <w:t>„... teilen wir Ihnen mit, dass wir den Betriebsratsbeschluss vom 20.05.2025 für formell unwirksam halten, da entgegen § 25 Abs. 1 BetrVG kein Ersatzmitglied für das verhinderte Mitglied Herrn Schwarz geladen wurde. Wir werden dies im Rahmen des Kündigungsschutzverfahrens geltend machen. ..."</w:t>
+        <w:t>„... teilen wir Ihnen mit, dass wir den Betriebsratsbeschluss vom 20.05.2025 für formell unwirksam halten, da entgegen Paragraf 25 Abs. 1 BetrVG kein Ersatzmitglied für das verhinderte Mitglied Herrn Schwarz geladen wurde. Wir werden dies im Rahmen des Kündigungsschutzverfahrens geltend machen. ..."</w:t>
       </w:r>
     </w:p>
     <w:p>
